--- a/一簡多繁辨析講義/23. 回、迴→回.docx
+++ b/一簡多繁辨析講義/23. 回、迴→回.docx
@@ -169,7 +169,25 @@
           <w:szCs w:val="24"/>
           <w:lang w:val="en-US" w:eastAsia="zh-TW"/>
         </w:rPr>
-        <w:t>是指旋轉、改變方向、返、歸、改變心意、收取、還覆對方之言詞或動作、請示、詢問、避開、謝絕、辭退、奸詐、邪惡、不合正道、轉買、轉賣、環繞、包圍、當量詞（行為、動作單位，相當於「次」；時間之單位，一陣子稱「一回」；長篇小說段落之單位；事情之單位，相當於「件」）、中國少數民族之一或姓氏，如「回首」、「回頭」、「回溯」、「回憶」、「回想」、「回顧」、「回味」、「返回」、「折回」、「撤回」、「駁回」</w:t>
+        <w:t>是指旋轉、改變方向、返、歸、改變心意、收取、還覆對方之言詞或動作、請示、詢問、避開、謝絕、辭退、奸詐、邪惡、不合正道、轉買、轉賣、環繞、包圍、當量詞（行為、動作單位，相當於「次」；時間之單位，一陣子稱「一回」；長篇小說段落之單位；事情之單位，相當於「件」）、中國少數民族之一或姓氏，如「回首」、「回頭」、「回溯」、「回憶」、「回想」、「回顧」、「回味」、「返回」、「折回」、「撤回」、「駁回」、「回去」、「回來」、「來回」、「回航」、「回程」、「回歸」、「回升」、「回暖」、「回春」、「回家」、「回籍」、「回府」、「打道回府」、「回國」、「一去不回」、「回心轉意」、「百折不回」、「收回」、「回收」、「發回」、「回答」、「回覆」、「回復」、「回應」、「回話」、「回電」、「回信」、「回函」、「回絕」、「回事」、「回音」、「回聲」、「回波」、「回報」、「回扣」、「回饋」、「回敬」、「回拜」、「回訪」、「回手」、「回擊」、「回援」、「回防」、「退回」、「逃回」、「挽回」、「回天」、「回天乏術」、「回生」、「起死回生」、「回轉」（反覆輪轉；返回；掉轉）、「回旋」（盤旋，不停的繞來繞去；返回；改變）、「回和」（糊塗、糊亂）、「回合」、「一回事」、「兩回事」、「這回事」、「怎麼回事」、「回族」、「回紇（</w:t>
+      </w:r>
+      <w:r>
+        <w:rPr>
+          <w:rFonts w:hint="eastAsia" w:ascii="GB Pinyinok-C" w:hAnsi="GB Pinyinok-C" w:eastAsia="GB Pinyinok-C" w:cs="GB Pinyinok-C"/>
+          <w:sz w:val="24"/>
+          <w:szCs w:val="24"/>
+          <w:lang w:val="en-US" w:eastAsia="zh-TW"/>
+        </w:rPr>
+        <w:t>hé</w:t>
+      </w:r>
+      <w:r>
+        <w:rPr>
+          <w:rFonts w:hint="eastAsia" w:ascii="TW-MOE-Std-Kai" w:hAnsi="TW-MOE-Std-Kai" w:eastAsia="TW-MOE-Std-Kai" w:cs="TW-MOE-Std-Kai"/>
+          <w:sz w:val="24"/>
+          <w:szCs w:val="24"/>
+          <w:lang w:val="en-US" w:eastAsia="zh-TW"/>
+        </w:rPr>
+        <w:t>）」（後稱「維吾爾」）等。而「迴」則表示旋轉、環繞、曲折、掉轉、返回、迴避，如「輪迴」、「迴向」、「迴環」、「迴路」（通常指電流通過物件或其他介質後流回電源所形成的閉合電路，亦作「回路」）、「迴避」、「迴盪」、「迴響」、「巡迴」（沿著某一路線來回）、「迂迴」、「迴護」（袒護、包庇）、「蕩氣迴腸」、「迴廊」、「迴轉」（指回心轉意）、「迴旋」（旋轉、盤旋）、「峰迴路轉」、「千迴百折」、「千迴百轉」等。判斷是否用「迴」字，首先看其是否有環繞、掉轉、曲折之意，如「輪迴」、「迴向」、「迴環」、「迴路」、「迴避」（原意為繞著走以避開某人）、「迴盪」、「迴響」、「巡迴」、「迴護」、「蕩氣迴腸」均有環繞或週而復始之義，「迂迴」、「迴廊」、「迴轉」、「迴旋」、「峰迴路轉」、「千迴百折」、「千迴百轉」、「迴圈」（大陸譯</w:t>
       </w:r>
       <w:bookmarkStart w:id="0" w:name="_GoBack"/>
       <w:bookmarkEnd w:id="0"/>
@@ -180,25 +198,7 @@
           <w:szCs w:val="24"/>
           <w:lang w:val="en-US" w:eastAsia="zh-TW"/>
         </w:rPr>
-        <w:t>、「回去」、「回來」、「來回」、「回航」、「回程」、「回歸」、「回升」、「回暖」、「回春」、「回家」、「回籍」、「回府」、「打道回府」、「回國」、「一去不回」、「回心轉意」、「百折不回」、「收回」、「回收」、「發回」、「回答」、「回覆」、「回復」、「回應」、「回話」、「回電」、「回信」、「回函」、「回絕」、「回事」、「回音」、「回聲」、「回波」、「回報」、「回扣」、「回饋」、「回敬」、「回拜」、「回訪」、「回手」、「回擊」、「回援」、「回防」、「退回」、「逃回」、「挽回」、「回天」、「回天乏術」、「回生」、「起死回生」、「回轉」（反覆輪轉；返回；掉轉）、「回旋」（盤旋，不停的繞來繞去；返回；改變）、「回和」（糊塗、糊亂）、「回合」、「一回事」、「兩回事」、「這回事」、「怎麼回事」、「回族」、「回紇（</w:t>
-      </w:r>
-      <w:r>
-        <w:rPr>
-          <w:rFonts w:hint="eastAsia" w:ascii="GB Pinyinok-C" w:hAnsi="GB Pinyinok-C" w:eastAsia="GB Pinyinok-C" w:cs="GB Pinyinok-C"/>
-          <w:sz w:val="24"/>
-          <w:szCs w:val="24"/>
-          <w:lang w:val="en-US" w:eastAsia="zh-TW"/>
-        </w:rPr>
-        <w:t>hé</w:t>
-      </w:r>
-      <w:r>
-        <w:rPr>
-          <w:rFonts w:hint="eastAsia" w:ascii="TW-MOE-Std-Kai" w:hAnsi="TW-MOE-Std-Kai" w:eastAsia="TW-MOE-Std-Kai" w:cs="TW-MOE-Std-Kai"/>
-          <w:sz w:val="24"/>
-          <w:szCs w:val="24"/>
-          <w:lang w:val="en-US" w:eastAsia="zh-TW"/>
-        </w:rPr>
-        <w:t>）」（後稱「維吾爾」）等。而「迴」則表示旋轉、環繞、曲折、掉轉、返回、迴避，如「輪迴」、「迴向」、「迴環」、「迴路」（通常指電流通過物件或其他介質後流回電源所形成的閉合電路，亦作「回路」）、「迴避」、「迴盪」、「迴響」、「巡迴」（沿著某一路線來回）、「迂迴」、「迴護」（袒護、包庇）、「蕩氣迴腸」、「迴廊」、「迴轉」（指回心轉意）、「迴旋」（旋轉、盤旋）、「峰迴路轉」、「千迴百折」、「千迴百轉」等。判斷是否用「迴」字，首先看其是否有環繞、掉轉、曲折之意，如「輪迴」、「迴向」、「迴環」、「迴路」、「迴避」（原意為繞著走以避開某人）、「迴盪」、「迴響」、「巡迴」、「迴護」、「蕩氣迴腸」均有環繞或週而復始之義，「迂迴」、「迴廊」、「迴轉」、「迴旋」、「峰迴路轉」、「千迴百折」、「千迴百轉」有曲折之意，其次要看漢字詞語前後部首之趨同性，如「迴避」和「巡迴」皆為「辵（辶）」（</w:t>
+        <w:t>作「循環」）、「遞迴」（又譯「遞歸」）有曲折之意，其次要看漢字詞語前後部首之趨同性，如「迴避」、「巡迴」和「遞迴」皆為「辵（辶）」（</w:t>
       </w:r>
       <w:r>
         <w:rPr>

--- a/一簡多繁辨析講義/23. 回、迴→回.docx
+++ b/一簡多繁辨析講義/23. 回、迴→回.docx
@@ -187,7 +187,7 @@
           <w:szCs w:val="24"/>
           <w:lang w:val="en-US" w:eastAsia="zh-TW"/>
         </w:rPr>
-        <w:t>）」（後稱「維吾爾」）等。而「迴」則表示旋轉、環繞、曲折、掉轉、返回、迴避，如「輪迴」、「迴向」、「迴環」、「迴路」（通常指電流通過物件或其他介質後流回電源所形成的閉合電路，亦作「回路」）、「迴避」、「迴盪」、「迴響」、「巡迴」（沿著某一路線來回）、「迂迴」、「迴護」（袒護、包庇）、「蕩氣迴腸」、「迴廊」、「迴轉」（指回心轉意）、「迴旋」（旋轉、盤旋）、「峰迴路轉」、「千迴百折」、「千迴百轉」等。判斷是否用「迴」字，首先看其是否有環繞、掉轉、曲折之意，如「輪迴」、「迴向」、「迴環」、「迴路」、「迴避」（原意為繞著走以避開某人）、「迴盪」、「迴響」、「巡迴」、「迴護」、「蕩氣迴腸」均有環繞或週而復始之義，「迂迴」、「迴廊」、「迴轉」、「迴旋」、「峰迴路轉」、「千迴百折」、「千迴百轉」、「迴圈」（大陸譯</w:t>
+        <w:t>）」（後稱「維吾爾」）等。而「迴」則表示旋轉、環繞、曲折、掉轉、返回、迴避，如「輪迴」、「迴向」、「迴環」、「迴路」（通常指電流通過物件或其他介質後流回電源所形成的閉合電路，亦作「回路」）、「迴避」、「迴盪」、「迴響」、「巡迴」（沿著某一路線來回）、「迂迴」、「迴護」（袒護、包庇）、「蕩氣迴腸」、「迴廊」、「迴轉」（指回心轉意）、「迴旋」（旋轉、盤旋）、「峰迴路轉」、「千迴百折」、「千迴百轉」、「迴圈」（程式運算領域一種控制流程，大陸譯作「循環」）、「遞迴」（又譯「遞歸」）等。判斷是否用「迴」字，首先看其是否有環繞、掉轉、曲折之意，如「輪迴」、「迴向」、「迴環」、「迴路」、「迴避」（原意為繞著走以避開某人）、「迴盪」、「迴響」、「巡迴」、「迴護」、「蕩氣迴腸」均有環繞或週而復始之義，「迂迴」、「迴廊」、「迴轉」、「迴旋」、「峰迴路轉」、「千迴百折」、「千迴百轉」、「迴圈」、「遞迴」有曲折掉轉</w:t>
       </w:r>
       <w:bookmarkStart w:id="0" w:name="_GoBack"/>
       <w:bookmarkEnd w:id="0"/>
@@ -198,7 +198,7 @@
           <w:szCs w:val="24"/>
           <w:lang w:val="en-US" w:eastAsia="zh-TW"/>
         </w:rPr>
-        <w:t>作「循環」）、「遞迴」（又譯「遞歸」）有曲折之意，其次要看漢字詞語前後部首之趨同性，如「迴避」、「巡迴」和「遞迴」皆為「辵（辶）」（</w:t>
+        <w:t>之意，其次要看漢字詞語前後部首之趨同性，如「迴避」、「巡迴」和「遞迴」皆為「辵（辶）」（</w:t>
       </w:r>
       <w:r>
         <w:rPr>
